--- a/.ai-workflow/work/tasks/현장방문대비/30 관리 산출물/개발/md2docx-styled/JSA-PF-OP-001_운영 런북.docx
+++ b/.ai-workflow/work/tasks/현장방문대비/30 관리 산출물/개발/md2docx-styled/JSA-PF-OP-001_운영 런북.docx
@@ -13,44 +13,94 @@
     <w:tbl>
       <w:tblPr>
         <w:tblStyle w:val="Table"/>
-        <w:tblW w:type="pct" w:w="5000"/>
+        <w:tblW w:w="9638" w:type="dxa"/>
+        <w:tblBorders>
+          <w:top w:val="single" w:sz="4" w:space="0" w:color="CDD1D5"/>
+          <w:left w:val="single" w:sz="4" w:space="0" w:color="CDD1D5"/>
+          <w:bottom w:val="single" w:sz="4" w:space="0" w:color="CDD1D5"/>
+          <w:right w:val="single" w:sz="4" w:space="0" w:color="CDD1D5"/>
+          <w:insideH w:val="single" w:sz="4" w:space="0" w:color="CDD1D5"/>
+          <w:insideV w:val="single" w:sz="4" w:space="0" w:color="CDD1D5"/>
+        </w:tblBorders>
         <w:tblLayout w:type="fixed"/>
+        <w:tblCellMar>
+          <w:top w:w="50" w:type="dxa"/>
+          <w:left w:w="100" w:type="dxa"/>
+          <w:bottom w:w="50" w:type="dxa"/>
+          <w:right w:w="100" w:type="dxa"/>
+        </w:tblCellMar>
         <w:tblLook w:firstRow="1" w:lastRow="0" w:firstColumn="0" w:lastColumn="0" w:noHBand="0" w:noVBand="0" w:val="0020"/>
       </w:tblPr>
       <w:tblGrid>
-        <w:gridCol w:w="1909"/>
-        <w:gridCol w:w="6010"/>
+        <w:gridCol w:w="2323"/>
+        <w:gridCol w:w="7315"/>
       </w:tblGrid>
       <w:tr>
         <w:trPr>
+          <w:cantSplit/>
           <w:tblHeader w:val="on"/>
         </w:trPr>
         <w:tc>
-          <w:tcPr/>
-          <w:p>
-            <w:pPr>
-              <w:pStyle w:val="Compact"/>
-            </w:pPr>
-            <w:r>
+          <w:tcPr>
+            <w:tcW w:w="2323" w:type="dxa"/>
+            <w:tcBorders>
+              <w:top w:val="single" w:sz="4" w:space="0" w:color="90A9C6"/>
+              <w:left w:val="single" w:sz="4" w:space="0" w:color="90A9C6"/>
+              <w:bottom w:val="single" w:sz="4" w:space="0" w:color="90A9C6"/>
+              <w:right w:val="single" w:sz="4" w:space="0" w:color="90A9C6"/>
+            </w:tcBorders>
+            <w:shd w:val="clear" w:color="auto" w:fill="D6E0EB"/>
+            <w:vAlign w:val="center"/>
+          </w:tcPr>
+          <w:p>
+            <w:pPr>
+              <w:pStyle w:val="Compact"/>
+            </w:pPr>
+            <w:r>
+              <w:rPr>
+                <w:b/>
+                <w:bCs/>
+                <w:color w:val="131416"/>
+              </w:rPr>
               <w:t xml:space="preserve">항목</w:t>
             </w:r>
           </w:p>
         </w:tc>
         <w:tc>
-          <w:tcPr/>
-          <w:p>
-            <w:pPr>
-              <w:pStyle w:val="Compact"/>
-            </w:pPr>
-            <w:r>
+          <w:tcPr>
+            <w:tcW w:w="7315" w:type="dxa"/>
+            <w:tcBorders>
+              <w:top w:val="single" w:sz="4" w:space="0" w:color="90A9C6"/>
+              <w:left w:val="single" w:sz="4" w:space="0" w:color="90A9C6"/>
+              <w:bottom w:val="single" w:sz="4" w:space="0" w:color="90A9C6"/>
+              <w:right w:val="single" w:sz="4" w:space="0" w:color="90A9C6"/>
+            </w:tcBorders>
+            <w:shd w:val="clear" w:color="auto" w:fill="D6E0EB"/>
+            <w:vAlign w:val="center"/>
+          </w:tcPr>
+          <w:p>
+            <w:pPr>
+              <w:pStyle w:val="Compact"/>
+            </w:pPr>
+            <w:r>
+              <w:rPr>
+                <w:b/>
+                <w:bCs/>
+                <w:color w:val="131416"/>
+              </w:rPr>
               <w:t xml:space="preserve">내용</w:t>
             </w:r>
           </w:p>
         </w:tc>
       </w:tr>
       <w:tr>
-        <w:tc>
-          <w:tcPr/>
+        <w:trPr>
+          <w:cantSplit/>
+        </w:trPr>
+        <w:tc>
+          <w:tcPr>
+            <w:tcW w:w="2323" w:type="dxa"/>
+          </w:tcPr>
           <w:p>
             <w:pPr>
               <w:pStyle w:val="Compact"/>
@@ -61,7 +111,9 @@
           </w:p>
         </w:tc>
         <w:tc>
-          <w:tcPr/>
+          <w:tcPr>
+            <w:tcW w:w="7315" w:type="dxa"/>
+          </w:tcPr>
           <w:p>
             <w:pPr>
               <w:pStyle w:val="Compact"/>
@@ -73,8 +125,13 @@
         </w:tc>
       </w:tr>
       <w:tr>
-        <w:tc>
-          <w:tcPr/>
+        <w:trPr>
+          <w:cantSplit/>
+        </w:trPr>
+        <w:tc>
+          <w:tcPr>
+            <w:tcW w:w="2323" w:type="dxa"/>
+          </w:tcPr>
           <w:p>
             <w:pPr>
               <w:pStyle w:val="Compact"/>
@@ -85,7 +142,9 @@
           </w:p>
         </w:tc>
         <w:tc>
-          <w:tcPr/>
+          <w:tcPr>
+            <w:tcW w:w="7315" w:type="dxa"/>
+          </w:tcPr>
           <w:p>
             <w:pPr>
               <w:pStyle w:val="Compact"/>
@@ -97,8 +156,13 @@
         </w:tc>
       </w:tr>
       <w:tr>
-        <w:tc>
-          <w:tcPr/>
+        <w:trPr>
+          <w:cantSplit/>
+        </w:trPr>
+        <w:tc>
+          <w:tcPr>
+            <w:tcW w:w="2323" w:type="dxa"/>
+          </w:tcPr>
           <w:p>
             <w:pPr>
               <w:pStyle w:val="Compact"/>
@@ -109,7 +173,9 @@
           </w:p>
         </w:tc>
         <w:tc>
-          <w:tcPr/>
+          <w:tcPr>
+            <w:tcW w:w="7315" w:type="dxa"/>
+          </w:tcPr>
           <w:p>
             <w:pPr>
               <w:pStyle w:val="Compact"/>
@@ -121,8 +187,13 @@
         </w:tc>
       </w:tr>
       <w:tr>
-        <w:tc>
-          <w:tcPr/>
+        <w:trPr>
+          <w:cantSplit/>
+        </w:trPr>
+        <w:tc>
+          <w:tcPr>
+            <w:tcW w:w="2323" w:type="dxa"/>
+          </w:tcPr>
           <w:p>
             <w:pPr>
               <w:pStyle w:val="Compact"/>
@@ -133,7 +204,9 @@
           </w:p>
         </w:tc>
         <w:tc>
-          <w:tcPr/>
+          <w:tcPr>
+            <w:tcW w:w="7315" w:type="dxa"/>
+          </w:tcPr>
           <w:p>
             <w:pPr>
               <w:pStyle w:val="Compact"/>
@@ -145,8 +218,13 @@
         </w:tc>
       </w:tr>
       <w:tr>
-        <w:tc>
-          <w:tcPr/>
+        <w:trPr>
+          <w:cantSplit/>
+        </w:trPr>
+        <w:tc>
+          <w:tcPr>
+            <w:tcW w:w="2323" w:type="dxa"/>
+          </w:tcPr>
           <w:p>
             <w:pPr>
               <w:pStyle w:val="Compact"/>
@@ -157,7 +235,9 @@
           </w:p>
         </w:tc>
         <w:tc>
-          <w:tcPr/>
+          <w:tcPr>
+            <w:tcW w:w="7315" w:type="dxa"/>
+          </w:tcPr>
           <w:p>
             <w:pPr>
               <w:pStyle w:val="Compact"/>
@@ -169,8 +249,13 @@
         </w:tc>
       </w:tr>
       <w:tr>
-        <w:tc>
-          <w:tcPr/>
+        <w:trPr>
+          <w:cantSplit/>
+        </w:trPr>
+        <w:tc>
+          <w:tcPr>
+            <w:tcW w:w="2323" w:type="dxa"/>
+          </w:tcPr>
           <w:p>
             <w:pPr>
               <w:pStyle w:val="Compact"/>
@@ -181,7 +266,9 @@
           </w:p>
         </w:tc>
         <w:tc>
-          <w:tcPr/>
+          <w:tcPr>
+            <w:tcW w:w="7315" w:type="dxa"/>
+          </w:tcPr>
           <w:p>
             <w:pPr>
               <w:pStyle w:val="Compact"/>
@@ -193,8 +280,13 @@
         </w:tc>
       </w:tr>
       <w:tr>
-        <w:tc>
-          <w:tcPr/>
+        <w:trPr>
+          <w:cantSplit/>
+        </w:trPr>
+        <w:tc>
+          <w:tcPr>
+            <w:tcW w:w="2323" w:type="dxa"/>
+          </w:tcPr>
           <w:p>
             <w:pPr>
               <w:pStyle w:val="Compact"/>
@@ -205,7 +297,9 @@
           </w:p>
         </w:tc>
         <w:tc>
-          <w:tcPr/>
+          <w:tcPr>
+            <w:tcW w:w="7315" w:type="dxa"/>
+          </w:tcPr>
           <w:p>
             <w:pPr>
               <w:pStyle w:val="Compact"/>
@@ -228,80 +322,175 @@
     <w:tbl>
       <w:tblPr>
         <w:tblStyle w:val="Table"/>
-        <w:tblW w:type="pct" w:w="5000"/>
+        <w:tblW w:w="9638" w:type="dxa"/>
+        <w:tblBorders>
+          <w:top w:val="single" w:sz="4" w:space="0" w:color="CDD1D5"/>
+          <w:left w:val="single" w:sz="4" w:space="0" w:color="CDD1D5"/>
+          <w:bottom w:val="single" w:sz="4" w:space="0" w:color="CDD1D5"/>
+          <w:right w:val="single" w:sz="4" w:space="0" w:color="CDD1D5"/>
+          <w:insideH w:val="single" w:sz="4" w:space="0" w:color="CDD1D5"/>
+          <w:insideV w:val="single" w:sz="4" w:space="0" w:color="CDD1D5"/>
+        </w:tblBorders>
         <w:tblLayout w:type="fixed"/>
+        <w:tblCellMar>
+          <w:top w:w="50" w:type="dxa"/>
+          <w:left w:w="100" w:type="dxa"/>
+          <w:bottom w:w="50" w:type="dxa"/>
+          <w:right w:w="100" w:type="dxa"/>
+        </w:tblCellMar>
         <w:tblLook w:firstRow="1" w:lastRow="0" w:firstColumn="0" w:lastColumn="0" w:noHBand="0" w:noVBand="0" w:val="0020"/>
       </w:tblPr>
       <w:tblGrid>
-        <w:gridCol w:w="1526"/>
-        <w:gridCol w:w="1622"/>
-        <w:gridCol w:w="1717"/>
-        <w:gridCol w:w="1526"/>
-        <w:gridCol w:w="1526"/>
+        <w:gridCol w:w="1858"/>
+        <w:gridCol w:w="1975"/>
+        <w:gridCol w:w="2090"/>
+        <w:gridCol w:w="1858"/>
+        <w:gridCol w:w="1857"/>
       </w:tblGrid>
       <w:tr>
         <w:trPr>
+          <w:cantSplit/>
           <w:tblHeader w:val="on"/>
         </w:trPr>
         <w:tc>
-          <w:tcPr/>
-          <w:p>
-            <w:pPr>
-              <w:pStyle w:val="Compact"/>
-            </w:pPr>
-            <w:r>
+          <w:tcPr>
+            <w:tcW w:w="1858" w:type="dxa"/>
+            <w:tcBorders>
+              <w:top w:val="single" w:sz="4" w:space="0" w:color="90A9C6"/>
+              <w:left w:val="single" w:sz="4" w:space="0" w:color="90A9C6"/>
+              <w:bottom w:val="single" w:sz="4" w:space="0" w:color="90A9C6"/>
+              <w:right w:val="single" w:sz="4" w:space="0" w:color="90A9C6"/>
+            </w:tcBorders>
+            <w:shd w:val="clear" w:color="auto" w:fill="D6E0EB"/>
+            <w:vAlign w:val="center"/>
+          </w:tcPr>
+          <w:p>
+            <w:pPr>
+              <w:pStyle w:val="Compact"/>
+            </w:pPr>
+            <w:r>
+              <w:rPr>
+                <w:b/>
+                <w:bCs/>
+                <w:color w:val="131416"/>
+              </w:rPr>
               <w:t xml:space="preserve">버전</w:t>
             </w:r>
           </w:p>
         </w:tc>
         <w:tc>
-          <w:tcPr/>
-          <w:p>
-            <w:pPr>
-              <w:pStyle w:val="Compact"/>
-            </w:pPr>
-            <w:r>
+          <w:tcPr>
+            <w:tcW w:w="1975" w:type="dxa"/>
+            <w:tcBorders>
+              <w:top w:val="single" w:sz="4" w:space="0" w:color="90A9C6"/>
+              <w:left w:val="single" w:sz="4" w:space="0" w:color="90A9C6"/>
+              <w:bottom w:val="single" w:sz="4" w:space="0" w:color="90A9C6"/>
+              <w:right w:val="single" w:sz="4" w:space="0" w:color="90A9C6"/>
+            </w:tcBorders>
+            <w:shd w:val="clear" w:color="auto" w:fill="D6E0EB"/>
+            <w:vAlign w:val="center"/>
+          </w:tcPr>
+          <w:p>
+            <w:pPr>
+              <w:pStyle w:val="Compact"/>
+            </w:pPr>
+            <w:r>
+              <w:rPr>
+                <w:b/>
+                <w:bCs/>
+                <w:color w:val="131416"/>
+              </w:rPr>
               <w:t xml:space="preserve">날짜</w:t>
             </w:r>
           </w:p>
         </w:tc>
         <w:tc>
-          <w:tcPr/>
-          <w:p>
-            <w:pPr>
-              <w:pStyle w:val="Compact"/>
-            </w:pPr>
-            <w:r>
+          <w:tcPr>
+            <w:tcW w:w="2090" w:type="dxa"/>
+            <w:tcBorders>
+              <w:top w:val="single" w:sz="4" w:space="0" w:color="90A9C6"/>
+              <w:left w:val="single" w:sz="4" w:space="0" w:color="90A9C6"/>
+              <w:bottom w:val="single" w:sz="4" w:space="0" w:color="90A9C6"/>
+              <w:right w:val="single" w:sz="4" w:space="0" w:color="90A9C6"/>
+            </w:tcBorders>
+            <w:shd w:val="clear" w:color="auto" w:fill="D6E0EB"/>
+            <w:vAlign w:val="center"/>
+          </w:tcPr>
+          <w:p>
+            <w:pPr>
+              <w:pStyle w:val="Compact"/>
+            </w:pPr>
+            <w:r>
+              <w:rPr>
+                <w:b/>
+                <w:bCs/>
+                <w:color w:val="131416"/>
+              </w:rPr>
               <w:t xml:space="preserve">변경 내용</w:t>
             </w:r>
           </w:p>
         </w:tc>
         <w:tc>
-          <w:tcPr/>
-          <w:p>
-            <w:pPr>
-              <w:pStyle w:val="Compact"/>
-            </w:pPr>
-            <w:r>
+          <w:tcPr>
+            <w:tcW w:w="1858" w:type="dxa"/>
+            <w:tcBorders>
+              <w:top w:val="single" w:sz="4" w:space="0" w:color="90A9C6"/>
+              <w:left w:val="single" w:sz="4" w:space="0" w:color="90A9C6"/>
+              <w:bottom w:val="single" w:sz="4" w:space="0" w:color="90A9C6"/>
+              <w:right w:val="single" w:sz="4" w:space="0" w:color="90A9C6"/>
+            </w:tcBorders>
+            <w:shd w:val="clear" w:color="auto" w:fill="D6E0EB"/>
+            <w:vAlign w:val="center"/>
+          </w:tcPr>
+          <w:p>
+            <w:pPr>
+              <w:pStyle w:val="Compact"/>
+            </w:pPr>
+            <w:r>
+              <w:rPr>
+                <w:b/>
+                <w:bCs/>
+                <w:color w:val="131416"/>
+              </w:rPr>
               <w:t xml:space="preserve">작성자</w:t>
             </w:r>
           </w:p>
         </w:tc>
         <w:tc>
-          <w:tcPr/>
-          <w:p>
-            <w:pPr>
-              <w:pStyle w:val="Compact"/>
-            </w:pPr>
-            <w:r>
+          <w:tcPr>
+            <w:tcW w:w="1857" w:type="dxa"/>
+            <w:tcBorders>
+              <w:top w:val="single" w:sz="4" w:space="0" w:color="90A9C6"/>
+              <w:left w:val="single" w:sz="4" w:space="0" w:color="90A9C6"/>
+              <w:bottom w:val="single" w:sz="4" w:space="0" w:color="90A9C6"/>
+              <w:right w:val="single" w:sz="4" w:space="0" w:color="90A9C6"/>
+            </w:tcBorders>
+            <w:shd w:val="clear" w:color="auto" w:fill="D6E0EB"/>
+            <w:vAlign w:val="center"/>
+          </w:tcPr>
+          <w:p>
+            <w:pPr>
+              <w:pStyle w:val="Compact"/>
+            </w:pPr>
+            <w:r>
+              <w:rPr>
+                <w:b/>
+                <w:bCs/>
+                <w:color w:val="131416"/>
+              </w:rPr>
               <w:t xml:space="preserve">승인자</w:t>
             </w:r>
           </w:p>
         </w:tc>
       </w:tr>
       <w:tr>
-        <w:tc>
-          <w:tcPr/>
+        <w:trPr>
+          <w:cantSplit/>
+        </w:trPr>
+        <w:tc>
+          <w:tcPr>
+            <w:tcW w:w="1858" w:type="dxa"/>
+          </w:tcPr>
           <w:p>
             <w:pPr>
               <w:pStyle w:val="Compact"/>
@@ -312,7 +501,9 @@
           </w:p>
         </w:tc>
         <w:tc>
-          <w:tcPr/>
+          <w:tcPr>
+            <w:tcW w:w="1975" w:type="dxa"/>
+          </w:tcPr>
           <w:p>
             <w:pPr>
               <w:pStyle w:val="Compact"/>
@@ -323,7 +514,9 @@
           </w:p>
         </w:tc>
         <w:tc>
-          <w:tcPr/>
+          <w:tcPr>
+            <w:tcW w:w="2090" w:type="dxa"/>
+          </w:tcPr>
           <w:p>
             <w:pPr>
               <w:pStyle w:val="Compact"/>
@@ -334,7 +527,9 @@
           </w:p>
         </w:tc>
         <w:tc>
-          <w:tcPr/>
+          <w:tcPr>
+            <w:tcW w:w="1858" w:type="dxa"/>
+          </w:tcPr>
           <w:p>
             <w:pPr>
               <w:pStyle w:val="Compact"/>
@@ -345,7 +540,9 @@
           </w:p>
         </w:tc>
         <w:tc>
-          <w:tcPr/>
+          <w:tcPr>
+            <w:tcW w:w="1857" w:type="dxa"/>
+          </w:tcPr>
           <w:p>
             <w:pPr>
               <w:pStyle w:val="Compact"/>
@@ -396,7 +593,7 @@
               <a:graphicData uri="http://schemas.openxmlformats.org/drawingml/2006/picture">
                 <pic:pic>
                   <pic:nvPicPr>
-                    <pic:cNvPr descr="_변환도구/img/JSA-PF-OP-001_운영 런북/1.png" id="11" name="Picture"/>
+                    <pic:cNvPr descr="/Users/garam/ops/inp/ws/.ai-workflow/work/tasks/현장방문대비/30 관리 산출물/개발/md2docx-styled/_변환도구/img/JSA-PF-OP-001_운영 런북/1.png" id="11" name="Picture"/>
                     <pic:cNvPicPr>
                       <a:picLocks noChangeArrowheads="1" noChangeAspect="1"/>
                     </pic:cNvPicPr>
@@ -432,56 +629,121 @@
     <w:tbl>
       <w:tblPr>
         <w:tblStyle w:val="Table"/>
-        <w:tblW w:type="pct" w:w="5000"/>
+        <w:tblW w:w="9638" w:type="dxa"/>
+        <w:tblBorders>
+          <w:top w:val="single" w:sz="4" w:space="0" w:color="CDD1D5"/>
+          <w:left w:val="single" w:sz="4" w:space="0" w:color="CDD1D5"/>
+          <w:bottom w:val="single" w:sz="4" w:space="0" w:color="CDD1D5"/>
+          <w:right w:val="single" w:sz="4" w:space="0" w:color="CDD1D5"/>
+          <w:insideH w:val="single" w:sz="4" w:space="0" w:color="CDD1D5"/>
+          <w:insideV w:val="single" w:sz="4" w:space="0" w:color="CDD1D5"/>
+        </w:tblBorders>
         <w:tblLayout w:type="fixed"/>
+        <w:tblCellMar>
+          <w:top w:w="50" w:type="dxa"/>
+          <w:left w:w="100" w:type="dxa"/>
+          <w:bottom w:w="50" w:type="dxa"/>
+          <w:right w:w="100" w:type="dxa"/>
+        </w:tblCellMar>
         <w:tblLook w:firstRow="1" w:lastRow="0" w:firstColumn="0" w:lastColumn="0" w:noHBand="0" w:noVBand="0" w:val="0020"/>
       </w:tblPr>
       <w:tblGrid>
-        <w:gridCol w:w="1289"/>
-        <w:gridCol w:w="4035"/>
-        <w:gridCol w:w="2595"/>
+        <w:gridCol w:w="1569"/>
+        <w:gridCol w:w="4911"/>
+        <w:gridCol w:w="3158"/>
       </w:tblGrid>
       <w:tr>
         <w:trPr>
+          <w:cantSplit/>
           <w:tblHeader w:val="on"/>
         </w:trPr>
         <w:tc>
-          <w:tcPr/>
-          <w:p>
-            <w:pPr>
-              <w:pStyle w:val="Compact"/>
-            </w:pPr>
-            <w:r>
+          <w:tcPr>
+            <w:tcW w:w="1569" w:type="dxa"/>
+            <w:tcBorders>
+              <w:top w:val="single" w:sz="4" w:space="0" w:color="90A9C6"/>
+              <w:left w:val="single" w:sz="4" w:space="0" w:color="90A9C6"/>
+              <w:bottom w:val="single" w:sz="4" w:space="0" w:color="90A9C6"/>
+              <w:right w:val="single" w:sz="4" w:space="0" w:color="90A9C6"/>
+            </w:tcBorders>
+            <w:shd w:val="clear" w:color="auto" w:fill="D6E0EB"/>
+            <w:vAlign w:val="center"/>
+          </w:tcPr>
+          <w:p>
+            <w:pPr>
+              <w:pStyle w:val="Compact"/>
+            </w:pPr>
+            <w:r>
+              <w:rPr>
+                <w:b/>
+                <w:bCs/>
+                <w:color w:val="131416"/>
+              </w:rPr>
               <w:t xml:space="preserve">구성요소</w:t>
             </w:r>
           </w:p>
         </w:tc>
         <w:tc>
-          <w:tcPr/>
-          <w:p>
-            <w:pPr>
-              <w:pStyle w:val="Compact"/>
-            </w:pPr>
-            <w:r>
+          <w:tcPr>
+            <w:tcW w:w="4911" w:type="dxa"/>
+            <w:tcBorders>
+              <w:top w:val="single" w:sz="4" w:space="0" w:color="90A9C6"/>
+              <w:left w:val="single" w:sz="4" w:space="0" w:color="90A9C6"/>
+              <w:bottom w:val="single" w:sz="4" w:space="0" w:color="90A9C6"/>
+              <w:right w:val="single" w:sz="4" w:space="0" w:color="90A9C6"/>
+            </w:tcBorders>
+            <w:shd w:val="clear" w:color="auto" w:fill="D6E0EB"/>
+            <w:vAlign w:val="center"/>
+          </w:tcPr>
+          <w:p>
+            <w:pPr>
+              <w:pStyle w:val="Compact"/>
+            </w:pPr>
+            <w:r>
+              <w:rPr>
+                <w:b/>
+                <w:bCs/>
+                <w:color w:val="131416"/>
+              </w:rPr>
               <w:t xml:space="preserve">설명</w:t>
             </w:r>
           </w:p>
         </w:tc>
         <w:tc>
-          <w:tcPr/>
-          <w:p>
-            <w:pPr>
-              <w:pStyle w:val="Compact"/>
-            </w:pPr>
-            <w:r>
+          <w:tcPr>
+            <w:tcW w:w="3158" w:type="dxa"/>
+            <w:tcBorders>
+              <w:top w:val="single" w:sz="4" w:space="0" w:color="90A9C6"/>
+              <w:left w:val="single" w:sz="4" w:space="0" w:color="90A9C6"/>
+              <w:bottom w:val="single" w:sz="4" w:space="0" w:color="90A9C6"/>
+              <w:right w:val="single" w:sz="4" w:space="0" w:color="90A9C6"/>
+            </w:tcBorders>
+            <w:shd w:val="clear" w:color="auto" w:fill="D6E0EB"/>
+            <w:vAlign w:val="center"/>
+          </w:tcPr>
+          <w:p>
+            <w:pPr>
+              <w:pStyle w:val="Compact"/>
+            </w:pPr>
+            <w:r>
+              <w:rPr>
+                <w:b/>
+                <w:bCs/>
+                <w:color w:val="131416"/>
+              </w:rPr>
               <w:t xml:space="preserve">상태</w:t>
             </w:r>
           </w:p>
         </w:tc>
       </w:tr>
       <w:tr>
-        <w:tc>
-          <w:tcPr/>
+        <w:trPr>
+          <w:cantSplit/>
+        </w:trPr>
+        <w:tc>
+          <w:tcPr>
+            <w:tcW w:w="1569" w:type="dxa"/>
+          </w:tcPr>
           <w:p>
             <w:pPr>
               <w:pStyle w:val="Compact"/>
@@ -492,7 +754,9 @@
           </w:p>
         </w:tc>
         <w:tc>
-          <w:tcPr/>
+          <w:tcPr>
+            <w:tcW w:w="4911" w:type="dxa"/>
+          </w:tcPr>
           <w:p>
             <w:pPr>
               <w:pStyle w:val="Compact"/>
@@ -518,7 +782,9 @@
           </w:p>
         </w:tc>
         <w:tc>
-          <w:tcPr/>
+          <w:tcPr>
+            <w:tcW w:w="3158" w:type="dxa"/>
+          </w:tcPr>
           <w:p>
             <w:pPr>
               <w:pStyle w:val="Compact"/>
@@ -530,8 +796,13 @@
         </w:tc>
       </w:tr>
       <w:tr>
-        <w:tc>
-          <w:tcPr/>
+        <w:trPr>
+          <w:cantSplit/>
+        </w:trPr>
+        <w:tc>
+          <w:tcPr>
+            <w:tcW w:w="1569" w:type="dxa"/>
+          </w:tcPr>
           <w:p>
             <w:pPr>
               <w:pStyle w:val="Compact"/>
@@ -542,7 +813,9 @@
           </w:p>
         </w:tc>
         <w:tc>
-          <w:tcPr/>
+          <w:tcPr>
+            <w:tcW w:w="4911" w:type="dxa"/>
+          </w:tcPr>
           <w:p>
             <w:pPr>
               <w:pStyle w:val="Compact"/>
@@ -553,7 +826,9 @@
           </w:p>
         </w:tc>
         <w:tc>
-          <w:tcPr/>
+          <w:tcPr>
+            <w:tcW w:w="3158" w:type="dxa"/>
+          </w:tcPr>
           <w:p>
             <w:pPr>
               <w:pStyle w:val="Compact"/>
@@ -565,8 +840,13 @@
         </w:tc>
       </w:tr>
       <w:tr>
-        <w:tc>
-          <w:tcPr/>
+        <w:trPr>
+          <w:cantSplit/>
+        </w:trPr>
+        <w:tc>
+          <w:tcPr>
+            <w:tcW w:w="1569" w:type="dxa"/>
+          </w:tcPr>
           <w:p>
             <w:pPr>
               <w:pStyle w:val="Compact"/>
@@ -577,7 +857,9 @@
           </w:p>
         </w:tc>
         <w:tc>
-          <w:tcPr/>
+          <w:tcPr>
+            <w:tcW w:w="4911" w:type="dxa"/>
+          </w:tcPr>
           <w:p>
             <w:pPr>
               <w:pStyle w:val="Compact"/>
@@ -606,7 +888,9 @@
           </w:p>
         </w:tc>
         <w:tc>
-          <w:tcPr/>
+          <w:tcPr>
+            <w:tcW w:w="3158" w:type="dxa"/>
+          </w:tcPr>
           <w:p>
             <w:pPr>
               <w:pStyle w:val="Compact"/>
@@ -618,8 +902,13 @@
         </w:tc>
       </w:tr>
       <w:tr>
-        <w:tc>
-          <w:tcPr/>
+        <w:trPr>
+          <w:cantSplit/>
+        </w:trPr>
+        <w:tc>
+          <w:tcPr>
+            <w:tcW w:w="1569" w:type="dxa"/>
+          </w:tcPr>
           <w:p>
             <w:pPr>
               <w:pStyle w:val="Compact"/>
@@ -630,7 +919,9 @@
           </w:p>
         </w:tc>
         <w:tc>
-          <w:tcPr/>
+          <w:tcPr>
+            <w:tcW w:w="4911" w:type="dxa"/>
+          </w:tcPr>
           <w:p>
             <w:pPr>
               <w:pStyle w:val="Compact"/>
@@ -641,7 +932,9 @@
           </w:p>
         </w:tc>
         <w:tc>
-          <w:tcPr/>
+          <w:tcPr>
+            <w:tcW w:w="3158" w:type="dxa"/>
+          </w:tcPr>
           <w:p>
             <w:pPr>
               <w:pStyle w:val="Compact"/>
@@ -653,8 +946,13 @@
         </w:tc>
       </w:tr>
       <w:tr>
-        <w:tc>
-          <w:tcPr/>
+        <w:trPr>
+          <w:cantSplit/>
+        </w:trPr>
+        <w:tc>
+          <w:tcPr>
+            <w:tcW w:w="1569" w:type="dxa"/>
+          </w:tcPr>
           <w:p>
             <w:pPr>
               <w:pStyle w:val="Compact"/>
@@ -674,7 +972,9 @@
           </w:p>
         </w:tc>
         <w:tc>
-          <w:tcPr/>
+          <w:tcPr>
+            <w:tcW w:w="4911" w:type="dxa"/>
+          </w:tcPr>
           <w:p>
             <w:pPr>
               <w:pStyle w:val="Compact"/>
@@ -727,7 +1027,9 @@
           </w:p>
         </w:tc>
         <w:tc>
-          <w:tcPr/>
+          <w:tcPr>
+            <w:tcW w:w="3158" w:type="dxa"/>
+          </w:tcPr>
           <w:p>
             <w:pPr>
               <w:pStyle w:val="Compact"/>
@@ -758,68 +1060,148 @@
     <w:tbl>
       <w:tblPr>
         <w:tblStyle w:val="Table"/>
-        <w:tblW w:type="pct" w:w="5000"/>
+        <w:tblW w:w="9638" w:type="dxa"/>
+        <w:tblBorders>
+          <w:top w:val="single" w:sz="4" w:space="0" w:color="CDD1D5"/>
+          <w:left w:val="single" w:sz="4" w:space="0" w:color="CDD1D5"/>
+          <w:bottom w:val="single" w:sz="4" w:space="0" w:color="CDD1D5"/>
+          <w:right w:val="single" w:sz="4" w:space="0" w:color="CDD1D5"/>
+          <w:insideH w:val="single" w:sz="4" w:space="0" w:color="CDD1D5"/>
+          <w:insideV w:val="single" w:sz="4" w:space="0" w:color="CDD1D5"/>
+        </w:tblBorders>
         <w:tblLayout w:type="fixed"/>
+        <w:tblCellMar>
+          <w:top w:w="50" w:type="dxa"/>
+          <w:left w:w="100" w:type="dxa"/>
+          <w:bottom w:w="50" w:type="dxa"/>
+          <w:right w:w="100" w:type="dxa"/>
+        </w:tblCellMar>
         <w:tblLook w:firstRow="1" w:lastRow="0" w:firstColumn="0" w:lastColumn="0" w:noHBand="0" w:noVBand="0" w:val="0020"/>
       </w:tblPr>
       <w:tblGrid>
-        <w:gridCol w:w="1226"/>
-        <w:gridCol w:w="2993"/>
-        <w:gridCol w:w="1180"/>
-        <w:gridCol w:w="2519"/>
+        <w:gridCol w:w="1492"/>
+        <w:gridCol w:w="3643"/>
+        <w:gridCol w:w="1436"/>
+        <w:gridCol w:w="3067"/>
       </w:tblGrid>
       <w:tr>
         <w:trPr>
+          <w:cantSplit/>
           <w:tblHeader w:val="on"/>
         </w:trPr>
         <w:tc>
-          <w:tcPr/>
-          <w:p>
-            <w:pPr>
-              <w:pStyle w:val="Compact"/>
-            </w:pPr>
-            <w:r>
+          <w:tcPr>
+            <w:tcW w:w="1492" w:type="dxa"/>
+            <w:tcBorders>
+              <w:top w:val="single" w:sz="4" w:space="0" w:color="90A9C6"/>
+              <w:left w:val="single" w:sz="4" w:space="0" w:color="90A9C6"/>
+              <w:bottom w:val="single" w:sz="4" w:space="0" w:color="90A9C6"/>
+              <w:right w:val="single" w:sz="4" w:space="0" w:color="90A9C6"/>
+            </w:tcBorders>
+            <w:shd w:val="clear" w:color="auto" w:fill="D6E0EB"/>
+            <w:vAlign w:val="center"/>
+          </w:tcPr>
+          <w:p>
+            <w:pPr>
+              <w:pStyle w:val="Compact"/>
+            </w:pPr>
+            <w:r>
+              <w:rPr>
+                <w:b/>
+                <w:bCs/>
+                <w:color w:val="131416"/>
+              </w:rPr>
               <w:t xml:space="preserve">환경</w:t>
             </w:r>
           </w:p>
         </w:tc>
         <w:tc>
-          <w:tcPr/>
-          <w:p>
-            <w:pPr>
-              <w:pStyle w:val="Compact"/>
-            </w:pPr>
-            <w:r>
+          <w:tcPr>
+            <w:tcW w:w="3643" w:type="dxa"/>
+            <w:tcBorders>
+              <w:top w:val="single" w:sz="4" w:space="0" w:color="90A9C6"/>
+              <w:left w:val="single" w:sz="4" w:space="0" w:color="90A9C6"/>
+              <w:bottom w:val="single" w:sz="4" w:space="0" w:color="90A9C6"/>
+              <w:right w:val="single" w:sz="4" w:space="0" w:color="90A9C6"/>
+            </w:tcBorders>
+            <w:shd w:val="clear" w:color="auto" w:fill="D6E0EB"/>
+            <w:vAlign w:val="center"/>
+          </w:tcPr>
+          <w:p>
+            <w:pPr>
+              <w:pStyle w:val="Compact"/>
+            </w:pPr>
+            <w:r>
+              <w:rPr>
+                <w:b/>
+                <w:bCs/>
+                <w:color w:val="131416"/>
+              </w:rPr>
               <w:t xml:space="preserve">접속 방법</w:t>
             </w:r>
           </w:p>
         </w:tc>
         <w:tc>
-          <w:tcPr/>
-          <w:p>
-            <w:pPr>
-              <w:pStyle w:val="Compact"/>
-            </w:pPr>
-            <w:r>
+          <w:tcPr>
+            <w:tcW w:w="1436" w:type="dxa"/>
+            <w:tcBorders>
+              <w:top w:val="single" w:sz="4" w:space="0" w:color="90A9C6"/>
+              <w:left w:val="single" w:sz="4" w:space="0" w:color="90A9C6"/>
+              <w:bottom w:val="single" w:sz="4" w:space="0" w:color="90A9C6"/>
+              <w:right w:val="single" w:sz="4" w:space="0" w:color="90A9C6"/>
+            </w:tcBorders>
+            <w:shd w:val="clear" w:color="auto" w:fill="D6E0EB"/>
+            <w:vAlign w:val="center"/>
+          </w:tcPr>
+          <w:p>
+            <w:pPr>
+              <w:pStyle w:val="Compact"/>
+            </w:pPr>
+            <w:r>
+              <w:rPr>
+                <w:b/>
+                <w:bCs/>
+                <w:color w:val="131416"/>
+              </w:rPr>
               <w:t xml:space="preserve">권한</w:t>
             </w:r>
           </w:p>
         </w:tc>
         <w:tc>
-          <w:tcPr/>
-          <w:p>
-            <w:pPr>
-              <w:pStyle w:val="Compact"/>
-            </w:pPr>
-            <w:r>
+          <w:tcPr>
+            <w:tcW w:w="3067" w:type="dxa"/>
+            <w:tcBorders>
+              <w:top w:val="single" w:sz="4" w:space="0" w:color="90A9C6"/>
+              <w:left w:val="single" w:sz="4" w:space="0" w:color="90A9C6"/>
+              <w:bottom w:val="single" w:sz="4" w:space="0" w:color="90A9C6"/>
+              <w:right w:val="single" w:sz="4" w:space="0" w:color="90A9C6"/>
+            </w:tcBorders>
+            <w:shd w:val="clear" w:color="auto" w:fill="D6E0EB"/>
+            <w:vAlign w:val="center"/>
+          </w:tcPr>
+          <w:p>
+            <w:pPr>
+              <w:pStyle w:val="Compact"/>
+            </w:pPr>
+            <w:r>
+              <w:rPr>
+                <w:b/>
+                <w:bCs/>
+                <w:color w:val="131416"/>
+              </w:rPr>
               <w:t xml:space="preserve">비고</w:t>
             </w:r>
           </w:p>
         </w:tc>
       </w:tr>
       <w:tr>
-        <w:tc>
-          <w:tcPr/>
+        <w:trPr>
+          <w:cantSplit/>
+        </w:trPr>
+        <w:tc>
+          <w:tcPr>
+            <w:tcW w:w="1492" w:type="dxa"/>
+          </w:tcPr>
           <w:p>
             <w:pPr>
               <w:pStyle w:val="Compact"/>
@@ -830,7 +1212,9 @@
           </w:p>
         </w:tc>
         <w:tc>
-          <w:tcPr/>
+          <w:tcPr>
+            <w:tcW w:w="3643" w:type="dxa"/>
+          </w:tcPr>
           <w:p>
             <w:pPr>
               <w:pStyle w:val="Compact"/>
@@ -874,7 +1258,9 @@
           </w:p>
         </w:tc>
         <w:tc>
-          <w:tcPr/>
+          <w:tcPr>
+            <w:tcW w:w="1436" w:type="dxa"/>
+          </w:tcPr>
           <w:p>
             <w:pPr>
               <w:pStyle w:val="Compact"/>
@@ -885,7 +1271,9 @@
           </w:p>
         </w:tc>
         <w:tc>
-          <w:tcPr/>
+          <w:tcPr>
+            <w:tcW w:w="3067" w:type="dxa"/>
+          </w:tcPr>
           <w:p>
             <w:pPr>
               <w:pStyle w:val="Compact"/>
@@ -897,8 +1285,13 @@
         </w:tc>
       </w:tr>
       <w:tr>
-        <w:tc>
-          <w:tcPr/>
+        <w:trPr>
+          <w:cantSplit/>
+        </w:trPr>
+        <w:tc>
+          <w:tcPr>
+            <w:tcW w:w="1492" w:type="dxa"/>
+          </w:tcPr>
           <w:p>
             <w:pPr>
               <w:pStyle w:val="Compact"/>
@@ -924,7 +1317,9 @@
           </w:p>
         </w:tc>
         <w:tc>
-          <w:tcPr/>
+          <w:tcPr>
+            <w:tcW w:w="3643" w:type="dxa"/>
+          </w:tcPr>
           <w:p>
             <w:pPr>
               <w:pStyle w:val="Compact"/>
@@ -1013,7 +1408,9 @@
           </w:p>
         </w:tc>
         <w:tc>
-          <w:tcPr/>
+          <w:tcPr>
+            <w:tcW w:w="1436" w:type="dxa"/>
+          </w:tcPr>
           <w:p>
             <w:pPr>
               <w:pStyle w:val="Compact"/>
@@ -1024,7 +1421,9 @@
           </w:p>
         </w:tc>
         <w:tc>
-          <w:tcPr/>
+          <w:tcPr>
+            <w:tcW w:w="3067" w:type="dxa"/>
+          </w:tcPr>
           <w:p>
             <w:pPr>
               <w:pStyle w:val="Compact"/>
@@ -1051,8 +1450,13 @@
         </w:tc>
       </w:tr>
       <w:tr>
-        <w:tc>
-          <w:tcPr/>
+        <w:trPr>
+          <w:cantSplit/>
+        </w:trPr>
+        <w:tc>
+          <w:tcPr>
+            <w:tcW w:w="1492" w:type="dxa"/>
+          </w:tcPr>
           <w:p>
             <w:pPr>
               <w:pStyle w:val="Compact"/>
@@ -1063,7 +1467,9 @@
           </w:p>
         </w:tc>
         <w:tc>
-          <w:tcPr/>
+          <w:tcPr>
+            <w:tcW w:w="3643" w:type="dxa"/>
+          </w:tcPr>
           <w:p>
             <w:pPr>
               <w:pStyle w:val="Compact"/>
@@ -1074,7 +1480,9 @@
           </w:p>
         </w:tc>
         <w:tc>
-          <w:tcPr/>
+          <w:tcPr>
+            <w:tcW w:w="1436" w:type="dxa"/>
+          </w:tcPr>
           <w:p>
             <w:pPr>
               <w:pStyle w:val="Compact"/>
@@ -1085,7 +1493,9 @@
           </w:p>
         </w:tc>
         <w:tc>
-          <w:tcPr/>
+          <w:tcPr>
+            <w:tcW w:w="3067" w:type="dxa"/>
+          </w:tcPr>
           <w:p>
             <w:pPr>
               <w:pStyle w:val="Compact"/>
@@ -1097,8 +1507,13 @@
         </w:tc>
       </w:tr>
       <w:tr>
-        <w:tc>
-          <w:tcPr/>
+        <w:trPr>
+          <w:cantSplit/>
+        </w:trPr>
+        <w:tc>
+          <w:tcPr>
+            <w:tcW w:w="1492" w:type="dxa"/>
+          </w:tcPr>
           <w:p>
             <w:pPr>
               <w:pStyle w:val="Compact"/>
@@ -1109,7 +1524,9 @@
           </w:p>
         </w:tc>
         <w:tc>
-          <w:tcPr/>
+          <w:tcPr>
+            <w:tcW w:w="3643" w:type="dxa"/>
+          </w:tcPr>
           <w:p>
             <w:pPr>
               <w:pStyle w:val="Compact"/>
@@ -1120,7 +1537,9 @@
           </w:p>
         </w:tc>
         <w:tc>
-          <w:tcPr/>
+          <w:tcPr>
+            <w:tcW w:w="1436" w:type="dxa"/>
+          </w:tcPr>
           <w:p>
             <w:pPr>
               <w:pStyle w:val="Compact"/>
@@ -1131,7 +1550,9 @@
           </w:p>
         </w:tc>
         <w:tc>
-          <w:tcPr/>
+          <w:tcPr>
+            <w:tcW w:w="3067" w:type="dxa"/>
+          </w:tcPr>
           <w:p>
             <w:pPr>
               <w:pStyle w:val="Compact"/>
@@ -1143,8 +1564,13 @@
         </w:tc>
       </w:tr>
       <w:tr>
-        <w:tc>
-          <w:tcPr/>
+        <w:trPr>
+          <w:cantSplit/>
+        </w:trPr>
+        <w:tc>
+          <w:tcPr>
+            <w:tcW w:w="1492" w:type="dxa"/>
+          </w:tcPr>
           <w:p>
             <w:pPr>
               <w:pStyle w:val="Compact"/>
@@ -1155,7 +1581,9 @@
           </w:p>
         </w:tc>
         <w:tc>
-          <w:tcPr/>
+          <w:tcPr>
+            <w:tcW w:w="3643" w:type="dxa"/>
+          </w:tcPr>
           <w:p>
             <w:pPr>
               <w:pStyle w:val="Compact"/>
@@ -1166,7 +1594,9 @@
           </w:p>
         </w:tc>
         <w:tc>
-          <w:tcPr/>
+          <w:tcPr>
+            <w:tcW w:w="1436" w:type="dxa"/>
+          </w:tcPr>
           <w:p>
             <w:pPr>
               <w:pStyle w:val="Compact"/>
@@ -1177,7 +1607,9 @@
           </w:p>
         </w:tc>
         <w:tc>
-          <w:tcPr/>
+          <w:tcPr>
+            <w:tcW w:w="3067" w:type="dxa"/>
+          </w:tcPr>
           <w:p>
             <w:pPr>
               <w:pStyle w:val="Compact"/>
@@ -1225,68 +1657,148 @@
     <w:tbl>
       <w:tblPr>
         <w:tblStyle w:val="Table"/>
-        <w:tblW w:type="pct" w:w="5000"/>
+        <w:tblW w:w="9638" w:type="dxa"/>
+        <w:tblBorders>
+          <w:top w:val="single" w:sz="4" w:space="0" w:color="CDD1D5"/>
+          <w:left w:val="single" w:sz="4" w:space="0" w:color="CDD1D5"/>
+          <w:bottom w:val="single" w:sz="4" w:space="0" w:color="CDD1D5"/>
+          <w:right w:val="single" w:sz="4" w:space="0" w:color="CDD1D5"/>
+          <w:insideH w:val="single" w:sz="4" w:space="0" w:color="CDD1D5"/>
+          <w:insideV w:val="single" w:sz="4" w:space="0" w:color="CDD1D5"/>
+        </w:tblBorders>
         <w:tblLayout w:type="fixed"/>
+        <w:tblCellMar>
+          <w:top w:w="50" w:type="dxa"/>
+          <w:left w:w="100" w:type="dxa"/>
+          <w:bottom w:w="50" w:type="dxa"/>
+          <w:right w:w="100" w:type="dxa"/>
+        </w:tblCellMar>
         <w:tblLook w:firstRow="1" w:lastRow="0" w:firstColumn="0" w:lastColumn="0" w:noHBand="0" w:noVBand="0" w:val="0020"/>
       </w:tblPr>
       <w:tblGrid>
-        <w:gridCol w:w="895"/>
-        <w:gridCol w:w="1074"/>
-        <w:gridCol w:w="2975"/>
-        <w:gridCol w:w="2975"/>
+        <w:gridCol w:w="1089"/>
+        <w:gridCol w:w="1307"/>
+        <w:gridCol w:w="3621"/>
+        <w:gridCol w:w="3621"/>
       </w:tblGrid>
       <w:tr>
         <w:trPr>
+          <w:cantSplit/>
           <w:tblHeader w:val="on"/>
         </w:trPr>
         <w:tc>
-          <w:tcPr/>
-          <w:p>
-            <w:pPr>
-              <w:pStyle w:val="Compact"/>
-            </w:pPr>
-            <w:r>
+          <w:tcPr>
+            <w:tcW w:w="1089" w:type="dxa"/>
+            <w:tcBorders>
+              <w:top w:val="single" w:sz="4" w:space="0" w:color="90A9C6"/>
+              <w:left w:val="single" w:sz="4" w:space="0" w:color="90A9C6"/>
+              <w:bottom w:val="single" w:sz="4" w:space="0" w:color="90A9C6"/>
+              <w:right w:val="single" w:sz="4" w:space="0" w:color="90A9C6"/>
+            </w:tcBorders>
+            <w:shd w:val="clear" w:color="auto" w:fill="D6E0EB"/>
+            <w:vAlign w:val="center"/>
+          </w:tcPr>
+          <w:p>
+            <w:pPr>
+              <w:pStyle w:val="Compact"/>
+            </w:pPr>
+            <w:r>
+              <w:rPr>
+                <w:b/>
+                <w:bCs/>
+                <w:color w:val="131416"/>
+              </w:rPr>
               <w:t xml:space="preserve">주기</w:t>
             </w:r>
           </w:p>
         </w:tc>
         <w:tc>
-          <w:tcPr/>
-          <w:p>
-            <w:pPr>
-              <w:pStyle w:val="Compact"/>
-            </w:pPr>
-            <w:r>
+          <w:tcPr>
+            <w:tcW w:w="1307" w:type="dxa"/>
+            <w:tcBorders>
+              <w:top w:val="single" w:sz="4" w:space="0" w:color="90A9C6"/>
+              <w:left w:val="single" w:sz="4" w:space="0" w:color="90A9C6"/>
+              <w:bottom w:val="single" w:sz="4" w:space="0" w:color="90A9C6"/>
+              <w:right w:val="single" w:sz="4" w:space="0" w:color="90A9C6"/>
+            </w:tcBorders>
+            <w:shd w:val="clear" w:color="auto" w:fill="D6E0EB"/>
+            <w:vAlign w:val="center"/>
+          </w:tcPr>
+          <w:p>
+            <w:pPr>
+              <w:pStyle w:val="Compact"/>
+            </w:pPr>
+            <w:r>
+              <w:rPr>
+                <w:b/>
+                <w:bCs/>
+                <w:color w:val="131416"/>
+              </w:rPr>
               <w:t xml:space="preserve">점검 항목</w:t>
             </w:r>
           </w:p>
         </w:tc>
         <w:tc>
-          <w:tcPr/>
-          <w:p>
-            <w:pPr>
-              <w:pStyle w:val="Compact"/>
-            </w:pPr>
-            <w:r>
+          <w:tcPr>
+            <w:tcW w:w="3621" w:type="dxa"/>
+            <w:tcBorders>
+              <w:top w:val="single" w:sz="4" w:space="0" w:color="90A9C6"/>
+              <w:left w:val="single" w:sz="4" w:space="0" w:color="90A9C6"/>
+              <w:bottom w:val="single" w:sz="4" w:space="0" w:color="90A9C6"/>
+              <w:right w:val="single" w:sz="4" w:space="0" w:color="90A9C6"/>
+            </w:tcBorders>
+            <w:shd w:val="clear" w:color="auto" w:fill="D6E0EB"/>
+            <w:vAlign w:val="center"/>
+          </w:tcPr>
+          <w:p>
+            <w:pPr>
+              <w:pStyle w:val="Compact"/>
+            </w:pPr>
+            <w:r>
+              <w:rPr>
+                <w:b/>
+                <w:bCs/>
+                <w:color w:val="131416"/>
+              </w:rPr>
               <w:t xml:space="preserve">방법</w:t>
             </w:r>
           </w:p>
         </w:tc>
         <w:tc>
-          <w:tcPr/>
-          <w:p>
-            <w:pPr>
-              <w:pStyle w:val="Compact"/>
-            </w:pPr>
-            <w:r>
+          <w:tcPr>
+            <w:tcW w:w="3621" w:type="dxa"/>
+            <w:tcBorders>
+              <w:top w:val="single" w:sz="4" w:space="0" w:color="90A9C6"/>
+              <w:left w:val="single" w:sz="4" w:space="0" w:color="90A9C6"/>
+              <w:bottom w:val="single" w:sz="4" w:space="0" w:color="90A9C6"/>
+              <w:right w:val="single" w:sz="4" w:space="0" w:color="90A9C6"/>
+            </w:tcBorders>
+            <w:shd w:val="clear" w:color="auto" w:fill="D6E0EB"/>
+            <w:vAlign w:val="center"/>
+          </w:tcPr>
+          <w:p>
+            <w:pPr>
+              <w:pStyle w:val="Compact"/>
+            </w:pPr>
+            <w:r>
+              <w:rPr>
+                <w:b/>
+                <w:bCs/>
+                <w:color w:val="131416"/>
+              </w:rPr>
               <w:t xml:space="preserve">정상 기준</w:t>
             </w:r>
           </w:p>
         </w:tc>
       </w:tr>
       <w:tr>
-        <w:tc>
-          <w:tcPr/>
+        <w:trPr>
+          <w:cantSplit/>
+        </w:trPr>
+        <w:tc>
+          <w:tcPr>
+            <w:tcW w:w="1089" w:type="dxa"/>
+          </w:tcPr>
           <w:p>
             <w:pPr>
               <w:pStyle w:val="Compact"/>
@@ -1297,7 +1809,9 @@
           </w:p>
         </w:tc>
         <w:tc>
-          <w:tcPr/>
+          <w:tcPr>
+            <w:tcW w:w="1307" w:type="dxa"/>
+          </w:tcPr>
           <w:p>
             <w:pPr>
               <w:pStyle w:val="Compact"/>
@@ -1308,7 +1822,9 @@
           </w:p>
         </w:tc>
         <w:tc>
-          <w:tcPr/>
+          <w:tcPr>
+            <w:tcW w:w="3621" w:type="dxa"/>
+          </w:tcPr>
           <w:p>
             <w:pPr>
               <w:pStyle w:val="Compact"/>
@@ -1334,7 +1850,9 @@
           </w:p>
         </w:tc>
         <w:tc>
-          <w:tcPr/>
+          <w:tcPr>
+            <w:tcW w:w="3621" w:type="dxa"/>
+          </w:tcPr>
           <w:p>
             <w:pPr>
               <w:pStyle w:val="Compact"/>
@@ -1373,8 +1891,13 @@
         </w:tc>
       </w:tr>
       <w:tr>
-        <w:tc>
-          <w:tcPr/>
+        <w:trPr>
+          <w:cantSplit/>
+        </w:trPr>
+        <w:tc>
+          <w:tcPr>
+            <w:tcW w:w="1089" w:type="dxa"/>
+          </w:tcPr>
           <w:p>
             <w:pPr>
               <w:pStyle w:val="Compact"/>
@@ -1385,7 +1908,9 @@
           </w:p>
         </w:tc>
         <w:tc>
-          <w:tcPr/>
+          <w:tcPr>
+            <w:tcW w:w="1307" w:type="dxa"/>
+          </w:tcPr>
           <w:p>
             <w:pPr>
               <w:pStyle w:val="Compact"/>
@@ -1396,7 +1921,9 @@
           </w:p>
         </w:tc>
         <w:tc>
-          <w:tcPr/>
+          <w:tcPr>
+            <w:tcW w:w="3621" w:type="dxa"/>
+          </w:tcPr>
           <w:p>
             <w:pPr>
               <w:pStyle w:val="Compact"/>
@@ -1410,7 +1937,9 @@
           </w:p>
         </w:tc>
         <w:tc>
-          <w:tcPr/>
+          <w:tcPr>
+            <w:tcW w:w="3621" w:type="dxa"/>
+          </w:tcPr>
           <w:p>
             <w:pPr>
               <w:pStyle w:val="Compact"/>
@@ -1431,8 +1960,13 @@
         </w:tc>
       </w:tr>
       <w:tr>
-        <w:tc>
-          <w:tcPr/>
+        <w:trPr>
+          <w:cantSplit/>
+        </w:trPr>
+        <w:tc>
+          <w:tcPr>
+            <w:tcW w:w="1089" w:type="dxa"/>
+          </w:tcPr>
           <w:p>
             <w:pPr>
               <w:pStyle w:val="Compact"/>
@@ -1443,7 +1977,9 @@
           </w:p>
         </w:tc>
         <w:tc>
-          <w:tcPr/>
+          <w:tcPr>
+            <w:tcW w:w="1307" w:type="dxa"/>
+          </w:tcPr>
           <w:p>
             <w:pPr>
               <w:pStyle w:val="Compact"/>
@@ -1454,7 +1990,9 @@
           </w:p>
         </w:tc>
         <w:tc>
-          <w:tcPr/>
+          <w:tcPr>
+            <w:tcW w:w="3621" w:type="dxa"/>
+          </w:tcPr>
           <w:p>
             <w:pPr>
               <w:pStyle w:val="Compact"/>
@@ -1477,7 +2015,9 @@
           </w:p>
         </w:tc>
         <w:tc>
-          <w:tcPr/>
+          <w:tcPr>
+            <w:tcW w:w="3621" w:type="dxa"/>
+          </w:tcPr>
           <w:p>
             <w:pPr>
               <w:pStyle w:val="Compact"/>
@@ -1558,8 +2098,13 @@
         </w:tc>
       </w:tr>
       <w:tr>
-        <w:tc>
-          <w:tcPr/>
+        <w:trPr>
+          <w:cantSplit/>
+        </w:trPr>
+        <w:tc>
+          <w:tcPr>
+            <w:tcW w:w="1089" w:type="dxa"/>
+          </w:tcPr>
           <w:p>
             <w:pPr>
               <w:pStyle w:val="Compact"/>
@@ -1570,7 +2115,9 @@
           </w:p>
         </w:tc>
         <w:tc>
-          <w:tcPr/>
+          <w:tcPr>
+            <w:tcW w:w="1307" w:type="dxa"/>
+          </w:tcPr>
           <w:p>
             <w:pPr>
               <w:pStyle w:val="Compact"/>
@@ -1581,7 +2128,9 @@
           </w:p>
         </w:tc>
         <w:tc>
-          <w:tcPr/>
+          <w:tcPr>
+            <w:tcW w:w="3621" w:type="dxa"/>
+          </w:tcPr>
           <w:p>
             <w:pPr>
               <w:pStyle w:val="Compact"/>
@@ -1646,7 +2195,9 @@
           </w:p>
         </w:tc>
         <w:tc>
-          <w:tcPr/>
+          <w:tcPr>
+            <w:tcW w:w="3621" w:type="dxa"/>
+          </w:tcPr>
           <w:p>
             <w:pPr>
               <w:pStyle w:val="Compact"/>
@@ -1658,8 +2209,13 @@
         </w:tc>
       </w:tr>
       <w:tr>
-        <w:tc>
-          <w:tcPr/>
+        <w:trPr>
+          <w:cantSplit/>
+        </w:trPr>
+        <w:tc>
+          <w:tcPr>
+            <w:tcW w:w="1089" w:type="dxa"/>
+          </w:tcPr>
           <w:p>
             <w:pPr>
               <w:pStyle w:val="Compact"/>
@@ -1670,7 +2226,9 @@
           </w:p>
         </w:tc>
         <w:tc>
-          <w:tcPr/>
+          <w:tcPr>
+            <w:tcW w:w="1307" w:type="dxa"/>
+          </w:tcPr>
           <w:p>
             <w:pPr>
               <w:pStyle w:val="Compact"/>
@@ -1681,7 +2239,9 @@
           </w:p>
         </w:tc>
         <w:tc>
-          <w:tcPr/>
+          <w:tcPr>
+            <w:tcW w:w="3621" w:type="dxa"/>
+          </w:tcPr>
           <w:p>
             <w:pPr>
               <w:pStyle w:val="Compact"/>
@@ -1731,7 +2291,9 @@
           </w:p>
         </w:tc>
         <w:tc>
-          <w:tcPr/>
+          <w:tcPr>
+            <w:tcW w:w="3621" w:type="dxa"/>
+          </w:tcPr>
           <w:p>
             <w:pPr>
               <w:pStyle w:val="Compact"/>
@@ -1743,8 +2305,13 @@
         </w:tc>
       </w:tr>
       <w:tr>
-        <w:tc>
-          <w:tcPr/>
+        <w:trPr>
+          <w:cantSplit/>
+        </w:trPr>
+        <w:tc>
+          <w:tcPr>
+            <w:tcW w:w="1089" w:type="dxa"/>
+          </w:tcPr>
           <w:p>
             <w:pPr>
               <w:pStyle w:val="Compact"/>
@@ -1755,7 +2322,9 @@
           </w:p>
         </w:tc>
         <w:tc>
-          <w:tcPr/>
+          <w:tcPr>
+            <w:tcW w:w="1307" w:type="dxa"/>
+          </w:tcPr>
           <w:p>
             <w:pPr>
               <w:pStyle w:val="Compact"/>
@@ -1766,7 +2335,9 @@
           </w:p>
         </w:tc>
         <w:tc>
-          <w:tcPr/>
+          <w:tcPr>
+            <w:tcW w:w="3621" w:type="dxa"/>
+          </w:tcPr>
           <w:p>
             <w:pPr>
               <w:pStyle w:val="Compact"/>
@@ -1795,7 +2366,9 @@
           </w:p>
         </w:tc>
         <w:tc>
-          <w:tcPr/>
+          <w:tcPr>
+            <w:tcW w:w="3621" w:type="dxa"/>
+          </w:tcPr>
           <w:p>
             <w:pPr>
               <w:pStyle w:val="Compact"/>
@@ -1849,8 +2422,13 @@
         </w:tc>
       </w:tr>
       <w:tr>
-        <w:tc>
-          <w:tcPr/>
+        <w:trPr>
+          <w:cantSplit/>
+        </w:trPr>
+        <w:tc>
+          <w:tcPr>
+            <w:tcW w:w="1089" w:type="dxa"/>
+          </w:tcPr>
           <w:p>
             <w:pPr>
               <w:pStyle w:val="Compact"/>
@@ -1861,7 +2439,9 @@
           </w:p>
         </w:tc>
         <w:tc>
-          <w:tcPr/>
+          <w:tcPr>
+            <w:tcW w:w="1307" w:type="dxa"/>
+          </w:tcPr>
           <w:p>
             <w:pPr>
               <w:pStyle w:val="Compact"/>
@@ -1872,7 +2452,9 @@
           </w:p>
         </w:tc>
         <w:tc>
-          <w:tcPr/>
+          <w:tcPr>
+            <w:tcW w:w="3621" w:type="dxa"/>
+          </w:tcPr>
           <w:p>
             <w:pPr>
               <w:pStyle w:val="Compact"/>
@@ -1889,7 +2471,9 @@
           </w:p>
         </w:tc>
         <w:tc>
-          <w:tcPr/>
+          <w:tcPr>
+            <w:tcW w:w="3621" w:type="dxa"/>
+          </w:tcPr>
           <w:p>
             <w:pPr>
               <w:pStyle w:val="Compact"/>
@@ -1901,8 +2485,13 @@
         </w:tc>
       </w:tr>
       <w:tr>
-        <w:tc>
-          <w:tcPr/>
+        <w:trPr>
+          <w:cantSplit/>
+        </w:trPr>
+        <w:tc>
+          <w:tcPr>
+            <w:tcW w:w="1089" w:type="dxa"/>
+          </w:tcPr>
           <w:p>
             <w:pPr>
               <w:pStyle w:val="Compact"/>
@@ -1913,7 +2502,9 @@
           </w:p>
         </w:tc>
         <w:tc>
-          <w:tcPr/>
+          <w:tcPr>
+            <w:tcW w:w="1307" w:type="dxa"/>
+          </w:tcPr>
           <w:p>
             <w:pPr>
               <w:pStyle w:val="Compact"/>
@@ -1924,7 +2515,9 @@
           </w:p>
         </w:tc>
         <w:tc>
-          <w:tcPr/>
+          <w:tcPr>
+            <w:tcW w:w="3621" w:type="dxa"/>
+          </w:tcPr>
           <w:p>
             <w:pPr>
               <w:pStyle w:val="Compact"/>
@@ -1947,7 +2540,9 @@
           </w:p>
         </w:tc>
         <w:tc>
-          <w:tcPr/>
+          <w:tcPr>
+            <w:tcW w:w="3621" w:type="dxa"/>
+          </w:tcPr>
           <w:p>
             <w:pPr>
               <w:pStyle w:val="Compact"/>
@@ -1970,68 +2565,148 @@
     <w:tbl>
       <w:tblPr>
         <w:tblStyle w:val="Table"/>
-        <w:tblW w:type="pct" w:w="5000"/>
+        <w:tblW w:w="9638" w:type="dxa"/>
+        <w:tblBorders>
+          <w:top w:val="single" w:sz="4" w:space="0" w:color="CDD1D5"/>
+          <w:left w:val="single" w:sz="4" w:space="0" w:color="CDD1D5"/>
+          <w:bottom w:val="single" w:sz="4" w:space="0" w:color="CDD1D5"/>
+          <w:right w:val="single" w:sz="4" w:space="0" w:color="CDD1D5"/>
+          <w:insideH w:val="single" w:sz="4" w:space="0" w:color="CDD1D5"/>
+          <w:insideV w:val="single" w:sz="4" w:space="0" w:color="CDD1D5"/>
+        </w:tblBorders>
         <w:tblLayout w:type="fixed"/>
+        <w:tblCellMar>
+          <w:top w:w="50" w:type="dxa"/>
+          <w:left w:w="100" w:type="dxa"/>
+          <w:bottom w:w="50" w:type="dxa"/>
+          <w:right w:w="100" w:type="dxa"/>
+        </w:tblCellMar>
         <w:tblLook w:firstRow="1" w:lastRow="0" w:firstColumn="0" w:lastColumn="0" w:noHBand="0" w:noVBand="0" w:val="0020"/>
       </w:tblPr>
       <w:tblGrid>
-        <w:gridCol w:w="1674"/>
-        <w:gridCol w:w="2496"/>
-        <w:gridCol w:w="2847"/>
-        <w:gridCol w:w="901"/>
+        <w:gridCol w:w="2038"/>
+        <w:gridCol w:w="3038"/>
+        <w:gridCol w:w="3465"/>
+        <w:gridCol w:w="1097"/>
       </w:tblGrid>
       <w:tr>
         <w:trPr>
+          <w:cantSplit/>
           <w:tblHeader w:val="on"/>
         </w:trPr>
         <w:tc>
-          <w:tcPr/>
-          <w:p>
-            <w:pPr>
-              <w:pStyle w:val="Compact"/>
-            </w:pPr>
-            <w:r>
+          <w:tcPr>
+            <w:tcW w:w="2038" w:type="dxa"/>
+            <w:tcBorders>
+              <w:top w:val="single" w:sz="4" w:space="0" w:color="90A9C6"/>
+              <w:left w:val="single" w:sz="4" w:space="0" w:color="90A9C6"/>
+              <w:bottom w:val="single" w:sz="4" w:space="0" w:color="90A9C6"/>
+              <w:right w:val="single" w:sz="4" w:space="0" w:color="90A9C6"/>
+            </w:tcBorders>
+            <w:shd w:val="clear" w:color="auto" w:fill="D6E0EB"/>
+            <w:vAlign w:val="center"/>
+          </w:tcPr>
+          <w:p>
+            <w:pPr>
+              <w:pStyle w:val="Compact"/>
+            </w:pPr>
+            <w:r>
+              <w:rPr>
+                <w:b/>
+                <w:bCs/>
+                <w:color w:val="131416"/>
+              </w:rPr>
               <w:t xml:space="preserve">증상</w:t>
             </w:r>
           </w:p>
         </w:tc>
         <w:tc>
-          <w:tcPr/>
-          <w:p>
-            <w:pPr>
-              <w:pStyle w:val="Compact"/>
-            </w:pPr>
-            <w:r>
+          <w:tcPr>
+            <w:tcW w:w="3038" w:type="dxa"/>
+            <w:tcBorders>
+              <w:top w:val="single" w:sz="4" w:space="0" w:color="90A9C6"/>
+              <w:left w:val="single" w:sz="4" w:space="0" w:color="90A9C6"/>
+              <w:bottom w:val="single" w:sz="4" w:space="0" w:color="90A9C6"/>
+              <w:right w:val="single" w:sz="4" w:space="0" w:color="90A9C6"/>
+            </w:tcBorders>
+            <w:shd w:val="clear" w:color="auto" w:fill="D6E0EB"/>
+            <w:vAlign w:val="center"/>
+          </w:tcPr>
+          <w:p>
+            <w:pPr>
+              <w:pStyle w:val="Compact"/>
+            </w:pPr>
+            <w:r>
+              <w:rPr>
+                <w:b/>
+                <w:bCs/>
+                <w:color w:val="131416"/>
+              </w:rPr>
               <w:t xml:space="preserve">원인 후보</w:t>
             </w:r>
           </w:p>
         </w:tc>
         <w:tc>
-          <w:tcPr/>
-          <w:p>
-            <w:pPr>
-              <w:pStyle w:val="Compact"/>
-            </w:pPr>
-            <w:r>
+          <w:tcPr>
+            <w:tcW w:w="3465" w:type="dxa"/>
+            <w:tcBorders>
+              <w:top w:val="single" w:sz="4" w:space="0" w:color="90A9C6"/>
+              <w:left w:val="single" w:sz="4" w:space="0" w:color="90A9C6"/>
+              <w:bottom w:val="single" w:sz="4" w:space="0" w:color="90A9C6"/>
+              <w:right w:val="single" w:sz="4" w:space="0" w:color="90A9C6"/>
+            </w:tcBorders>
+            <w:shd w:val="clear" w:color="auto" w:fill="D6E0EB"/>
+            <w:vAlign w:val="center"/>
+          </w:tcPr>
+          <w:p>
+            <w:pPr>
+              <w:pStyle w:val="Compact"/>
+            </w:pPr>
+            <w:r>
+              <w:rPr>
+                <w:b/>
+                <w:bCs/>
+                <w:color w:val="131416"/>
+              </w:rPr>
               <w:t xml:space="preserve">조치</w:t>
             </w:r>
           </w:p>
         </w:tc>
         <w:tc>
-          <w:tcPr/>
-          <w:p>
-            <w:pPr>
-              <w:pStyle w:val="Compact"/>
-            </w:pPr>
-            <w:r>
+          <w:tcPr>
+            <w:tcW w:w="1097" w:type="dxa"/>
+            <w:tcBorders>
+              <w:top w:val="single" w:sz="4" w:space="0" w:color="90A9C6"/>
+              <w:left w:val="single" w:sz="4" w:space="0" w:color="90A9C6"/>
+              <w:bottom w:val="single" w:sz="4" w:space="0" w:color="90A9C6"/>
+              <w:right w:val="single" w:sz="4" w:space="0" w:color="90A9C6"/>
+            </w:tcBorders>
+            <w:shd w:val="clear" w:color="auto" w:fill="D6E0EB"/>
+            <w:vAlign w:val="center"/>
+          </w:tcPr>
+          <w:p>
+            <w:pPr>
+              <w:pStyle w:val="Compact"/>
+            </w:pPr>
+            <w:r>
+              <w:rPr>
+                <w:b/>
+                <w:bCs/>
+                <w:color w:val="131416"/>
+              </w:rPr>
               <w:t xml:space="preserve">에스컬레이션</w:t>
             </w:r>
           </w:p>
         </w:tc>
       </w:tr>
       <w:tr>
-        <w:tc>
-          <w:tcPr/>
+        <w:trPr>
+          <w:cantSplit/>
+        </w:trPr>
+        <w:tc>
+          <w:tcPr>
+            <w:tcW w:w="2038" w:type="dxa"/>
+          </w:tcPr>
           <w:p>
             <w:pPr>
               <w:pStyle w:val="Compact"/>
@@ -2057,7 +2732,9 @@
           </w:p>
         </w:tc>
         <w:tc>
-          <w:tcPr/>
+          <w:tcPr>
+            <w:tcW w:w="3038" w:type="dxa"/>
+          </w:tcPr>
           <w:p>
             <w:pPr>
               <w:pStyle w:val="Compact"/>
@@ -2068,7 +2745,9 @@
           </w:p>
         </w:tc>
         <w:tc>
-          <w:tcPr/>
+          <w:tcPr>
+            <w:tcW w:w="3465" w:type="dxa"/>
+          </w:tcPr>
           <w:p>
             <w:pPr>
               <w:pStyle w:val="Compact"/>
@@ -2121,7 +2800,9 @@
           </w:p>
         </w:tc>
         <w:tc>
-          <w:tcPr/>
+          <w:tcPr>
+            <w:tcW w:w="1097" w:type="dxa"/>
+          </w:tcPr>
           <w:p>
             <w:pPr>
               <w:pStyle w:val="Compact"/>
@@ -2133,8 +2814,13 @@
         </w:tc>
       </w:tr>
       <w:tr>
-        <w:tc>
-          <w:tcPr/>
+        <w:trPr>
+          <w:cantSplit/>
+        </w:trPr>
+        <w:tc>
+          <w:tcPr>
+            <w:tcW w:w="2038" w:type="dxa"/>
+          </w:tcPr>
           <w:p>
             <w:pPr>
               <w:pStyle w:val="Compact"/>
@@ -2145,7 +2831,9 @@
           </w:p>
         </w:tc>
         <w:tc>
-          <w:tcPr/>
+          <w:tcPr>
+            <w:tcW w:w="3038" w:type="dxa"/>
+          </w:tcPr>
           <w:p>
             <w:pPr>
               <w:pStyle w:val="Compact"/>
@@ -2180,7 +2868,9 @@
           </w:p>
         </w:tc>
         <w:tc>
-          <w:tcPr/>
+          <w:tcPr>
+            <w:tcW w:w="3465" w:type="dxa"/>
+          </w:tcPr>
           <w:p>
             <w:pPr>
               <w:pStyle w:val="Compact"/>
@@ -2197,7 +2887,9 @@
           </w:p>
         </w:tc>
         <w:tc>
-          <w:tcPr/>
+          <w:tcPr>
+            <w:tcW w:w="1097" w:type="dxa"/>
+          </w:tcPr>
           <w:p>
             <w:pPr>
               <w:pStyle w:val="Compact"/>
@@ -2209,8 +2901,13 @@
         </w:tc>
       </w:tr>
       <w:tr>
-        <w:tc>
-          <w:tcPr/>
+        <w:trPr>
+          <w:cantSplit/>
+        </w:trPr>
+        <w:tc>
+          <w:tcPr>
+            <w:tcW w:w="2038" w:type="dxa"/>
+          </w:tcPr>
           <w:p>
             <w:pPr>
               <w:pStyle w:val="Compact"/>
@@ -2230,7 +2927,9 @@
           </w:p>
         </w:tc>
         <w:tc>
-          <w:tcPr/>
+          <w:tcPr>
+            <w:tcW w:w="3038" w:type="dxa"/>
+          </w:tcPr>
           <w:p>
             <w:pPr>
               <w:pStyle w:val="Compact"/>
@@ -2271,7 +2970,9 @@
           </w:p>
         </w:tc>
         <w:tc>
-          <w:tcPr/>
+          <w:tcPr>
+            <w:tcW w:w="3465" w:type="dxa"/>
+          </w:tcPr>
           <w:p>
             <w:pPr>
               <w:pStyle w:val="Compact"/>
@@ -2282,7 +2983,9 @@
           </w:p>
         </w:tc>
         <w:tc>
-          <w:tcPr/>
+          <w:tcPr>
+            <w:tcW w:w="1097" w:type="dxa"/>
+          </w:tcPr>
           <w:p>
             <w:pPr>
               <w:pStyle w:val="Compact"/>
@@ -2294,8 +2997,13 @@
         </w:tc>
       </w:tr>
       <w:tr>
-        <w:tc>
-          <w:tcPr/>
+        <w:trPr>
+          <w:cantSplit/>
+        </w:trPr>
+        <w:tc>
+          <w:tcPr>
+            <w:tcW w:w="2038" w:type="dxa"/>
+          </w:tcPr>
           <w:p>
             <w:pPr>
               <w:pStyle w:val="Compact"/>
@@ -2306,7 +3014,9 @@
           </w:p>
         </w:tc>
         <w:tc>
-          <w:tcPr/>
+          <w:tcPr>
+            <w:tcW w:w="3038" w:type="dxa"/>
+          </w:tcPr>
           <w:p>
             <w:pPr>
               <w:pStyle w:val="Compact"/>
@@ -2317,7 +3027,9 @@
           </w:p>
         </w:tc>
         <w:tc>
-          <w:tcPr/>
+          <w:tcPr>
+            <w:tcW w:w="3465" w:type="dxa"/>
+          </w:tcPr>
           <w:p>
             <w:pPr>
               <w:pStyle w:val="Compact"/>
@@ -2385,7 +3097,9 @@
           </w:p>
         </w:tc>
         <w:tc>
-          <w:tcPr/>
+          <w:tcPr>
+            <w:tcW w:w="1097" w:type="dxa"/>
+          </w:tcPr>
           <w:p>
             <w:pPr>
               <w:pStyle w:val="Compact"/>
@@ -2397,8 +3111,13 @@
         </w:tc>
       </w:tr>
       <w:tr>
-        <w:tc>
-          <w:tcPr/>
+        <w:trPr>
+          <w:cantSplit/>
+        </w:trPr>
+        <w:tc>
+          <w:tcPr>
+            <w:tcW w:w="2038" w:type="dxa"/>
+          </w:tcPr>
           <w:p>
             <w:pPr>
               <w:pStyle w:val="Compact"/>
@@ -2409,7 +3128,9 @@
           </w:p>
         </w:tc>
         <w:tc>
-          <w:tcPr/>
+          <w:tcPr>
+            <w:tcW w:w="3038" w:type="dxa"/>
+          </w:tcPr>
           <w:p>
             <w:pPr>
               <w:pStyle w:val="Compact"/>
@@ -2432,7 +3153,9 @@
           </w:p>
         </w:tc>
         <w:tc>
-          <w:tcPr/>
+          <w:tcPr>
+            <w:tcW w:w="3465" w:type="dxa"/>
+          </w:tcPr>
           <w:p>
             <w:pPr>
               <w:pStyle w:val="Compact"/>
@@ -2443,7 +3166,9 @@
           </w:p>
         </w:tc>
         <w:tc>
-          <w:tcPr/>
+          <w:tcPr>
+            <w:tcW w:w="1097" w:type="dxa"/>
+          </w:tcPr>
           <w:p>
             <w:pPr>
               <w:pStyle w:val="Compact"/>
@@ -2455,8 +3180,13 @@
         </w:tc>
       </w:tr>
       <w:tr>
-        <w:tc>
-          <w:tcPr/>
+        <w:trPr>
+          <w:cantSplit/>
+        </w:trPr>
+        <w:tc>
+          <w:tcPr>
+            <w:tcW w:w="2038" w:type="dxa"/>
+          </w:tcPr>
           <w:p>
             <w:pPr>
               <w:pStyle w:val="Compact"/>
@@ -2467,7 +3197,9 @@
           </w:p>
         </w:tc>
         <w:tc>
-          <w:tcPr/>
+          <w:tcPr>
+            <w:tcW w:w="3038" w:type="dxa"/>
+          </w:tcPr>
           <w:p>
             <w:pPr>
               <w:pStyle w:val="Compact"/>
@@ -2478,7 +3210,9 @@
           </w:p>
         </w:tc>
         <w:tc>
-          <w:tcPr/>
+          <w:tcPr>
+            <w:tcW w:w="3465" w:type="dxa"/>
+          </w:tcPr>
           <w:p>
             <w:pPr>
               <w:pStyle w:val="Compact"/>
@@ -2504,7 +3238,9 @@
           </w:p>
         </w:tc>
         <w:tc>
-          <w:tcPr/>
+          <w:tcPr>
+            <w:tcW w:w="1097" w:type="dxa"/>
+          </w:tcPr>
           <w:p>
             <w:pPr>
               <w:pStyle w:val="Compact"/>
@@ -2516,8 +3252,13 @@
         </w:tc>
       </w:tr>
       <w:tr>
-        <w:tc>
-          <w:tcPr/>
+        <w:trPr>
+          <w:cantSplit/>
+        </w:trPr>
+        <w:tc>
+          <w:tcPr>
+            <w:tcW w:w="2038" w:type="dxa"/>
+          </w:tcPr>
           <w:p>
             <w:pPr>
               <w:pStyle w:val="Compact"/>
@@ -2528,7 +3269,9 @@
           </w:p>
         </w:tc>
         <w:tc>
-          <w:tcPr/>
+          <w:tcPr>
+            <w:tcW w:w="3038" w:type="dxa"/>
+          </w:tcPr>
           <w:p>
             <w:pPr>
               <w:pStyle w:val="Compact"/>
@@ -2539,7 +3282,9 @@
           </w:p>
         </w:tc>
         <w:tc>
-          <w:tcPr/>
+          <w:tcPr>
+            <w:tcW w:w="3465" w:type="dxa"/>
+          </w:tcPr>
           <w:p>
             <w:pPr>
               <w:pStyle w:val="Compact"/>
@@ -2595,7 +3340,9 @@
           </w:p>
         </w:tc>
         <w:tc>
-          <w:tcPr/>
+          <w:tcPr>
+            <w:tcW w:w="1097" w:type="dxa"/>
+          </w:tcPr>
           <w:p>
             <w:pPr>
               <w:pStyle w:val="Compact"/>
@@ -2607,8 +3354,13 @@
         </w:tc>
       </w:tr>
       <w:tr>
-        <w:tc>
-          <w:tcPr/>
+        <w:trPr>
+          <w:cantSplit/>
+        </w:trPr>
+        <w:tc>
+          <w:tcPr>
+            <w:tcW w:w="2038" w:type="dxa"/>
+          </w:tcPr>
           <w:p>
             <w:pPr>
               <w:pStyle w:val="Compact"/>
@@ -2619,7 +3371,9 @@
           </w:p>
         </w:tc>
         <w:tc>
-          <w:tcPr/>
+          <w:tcPr>
+            <w:tcW w:w="3038" w:type="dxa"/>
+          </w:tcPr>
           <w:p>
             <w:pPr>
               <w:pStyle w:val="Compact"/>
@@ -2630,7 +3384,9 @@
           </w:p>
         </w:tc>
         <w:tc>
-          <w:tcPr/>
+          <w:tcPr>
+            <w:tcW w:w="3465" w:type="dxa"/>
+          </w:tcPr>
           <w:p>
             <w:pPr>
               <w:pStyle w:val="Compact"/>
@@ -2650,7 +3406,9 @@
           </w:p>
         </w:tc>
         <w:tc>
-          <w:tcPr/>
+          <w:tcPr>
+            <w:tcW w:w="1097" w:type="dxa"/>
+          </w:tcPr>
           <w:p>
             <w:pPr>
               <w:pStyle w:val="Compact"/>
@@ -2662,8 +3420,13 @@
         </w:tc>
       </w:tr>
       <w:tr>
-        <w:tc>
-          <w:tcPr/>
+        <w:trPr>
+          <w:cantSplit/>
+        </w:trPr>
+        <w:tc>
+          <w:tcPr>
+            <w:tcW w:w="2038" w:type="dxa"/>
+          </w:tcPr>
           <w:p>
             <w:pPr>
               <w:pStyle w:val="Compact"/>
@@ -2674,7 +3437,9 @@
           </w:p>
         </w:tc>
         <w:tc>
-          <w:tcPr/>
+          <w:tcPr>
+            <w:tcW w:w="3038" w:type="dxa"/>
+          </w:tcPr>
           <w:p>
             <w:pPr>
               <w:pStyle w:val="Compact"/>
@@ -2685,7 +3450,9 @@
           </w:p>
         </w:tc>
         <w:tc>
-          <w:tcPr/>
+          <w:tcPr>
+            <w:tcW w:w="3465" w:type="dxa"/>
+          </w:tcPr>
           <w:p>
             <w:pPr>
               <w:pStyle w:val="Compact"/>
@@ -2726,7 +3493,9 @@
           </w:p>
         </w:tc>
         <w:tc>
-          <w:tcPr/>
+          <w:tcPr>
+            <w:tcW w:w="1097" w:type="dxa"/>
+          </w:tcPr>
           <w:p>
             <w:pPr>
               <w:pStyle w:val="Compact"/>
@@ -2738,8 +3507,13 @@
         </w:tc>
       </w:tr>
       <w:tr>
-        <w:tc>
-          <w:tcPr/>
+        <w:trPr>
+          <w:cantSplit/>
+        </w:trPr>
+        <w:tc>
+          <w:tcPr>
+            <w:tcW w:w="2038" w:type="dxa"/>
+          </w:tcPr>
           <w:p>
             <w:pPr>
               <w:pStyle w:val="Compact"/>
@@ -2750,7 +3524,9 @@
           </w:p>
         </w:tc>
         <w:tc>
-          <w:tcPr/>
+          <w:tcPr>
+            <w:tcW w:w="3038" w:type="dxa"/>
+          </w:tcPr>
           <w:p>
             <w:pPr>
               <w:pStyle w:val="Compact"/>
@@ -2761,7 +3537,9 @@
           </w:p>
         </w:tc>
         <w:tc>
-          <w:tcPr/>
+          <w:tcPr>
+            <w:tcW w:w="3465" w:type="dxa"/>
+          </w:tcPr>
           <w:p>
             <w:pPr>
               <w:pStyle w:val="Compact"/>
@@ -2784,7 +3562,9 @@
           </w:p>
         </w:tc>
         <w:tc>
-          <w:tcPr/>
+          <w:tcPr>
+            <w:tcW w:w="1097" w:type="dxa"/>
+          </w:tcPr>
           <w:p>
             <w:pPr>
               <w:pStyle w:val="Compact"/>
@@ -3174,56 +3954,121 @@
     <w:tbl>
       <w:tblPr>
         <w:tblStyle w:val="Table"/>
-        <w:tblW w:type="pct" w:w="5000"/>
+        <w:tblW w:w="9638" w:type="dxa"/>
+        <w:tblBorders>
+          <w:top w:val="single" w:sz="4" w:space="0" w:color="CDD1D5"/>
+          <w:left w:val="single" w:sz="4" w:space="0" w:color="CDD1D5"/>
+          <w:bottom w:val="single" w:sz="4" w:space="0" w:color="CDD1D5"/>
+          <w:right w:val="single" w:sz="4" w:space="0" w:color="CDD1D5"/>
+          <w:insideH w:val="single" w:sz="4" w:space="0" w:color="CDD1D5"/>
+          <w:insideV w:val="single" w:sz="4" w:space="0" w:color="CDD1D5"/>
+        </w:tblBorders>
         <w:tblLayout w:type="fixed"/>
+        <w:tblCellMar>
+          <w:top w:w="50" w:type="dxa"/>
+          <w:left w:w="100" w:type="dxa"/>
+          <w:bottom w:w="50" w:type="dxa"/>
+          <w:right w:w="100" w:type="dxa"/>
+        </w:tblCellMar>
         <w:tblLook w:firstRow="1" w:lastRow="0" w:firstColumn="0" w:lastColumn="0" w:noHBand="0" w:noVBand="0" w:val="0020"/>
       </w:tblPr>
       <w:tblGrid>
-        <w:gridCol w:w="4325"/>
-        <w:gridCol w:w="1797"/>
-        <w:gridCol w:w="1797"/>
+        <w:gridCol w:w="5264"/>
+        <w:gridCol w:w="2187"/>
+        <w:gridCol w:w="2187"/>
       </w:tblGrid>
       <w:tr>
         <w:trPr>
+          <w:cantSplit/>
           <w:tblHeader w:val="on"/>
         </w:trPr>
         <w:tc>
-          <w:tcPr/>
-          <w:p>
-            <w:pPr>
-              <w:pStyle w:val="Compact"/>
-            </w:pPr>
-            <w:r>
+          <w:tcPr>
+            <w:tcW w:w="5264" w:type="dxa"/>
+            <w:tcBorders>
+              <w:top w:val="single" w:sz="4" w:space="0" w:color="90A9C6"/>
+              <w:left w:val="single" w:sz="4" w:space="0" w:color="90A9C6"/>
+              <w:bottom w:val="single" w:sz="4" w:space="0" w:color="90A9C6"/>
+              <w:right w:val="single" w:sz="4" w:space="0" w:color="90A9C6"/>
+            </w:tcBorders>
+            <w:shd w:val="clear" w:color="auto" w:fill="D6E0EB"/>
+            <w:vAlign w:val="center"/>
+          </w:tcPr>
+          <w:p>
+            <w:pPr>
+              <w:pStyle w:val="Compact"/>
+            </w:pPr>
+            <w:r>
+              <w:rPr>
+                <w:b/>
+                <w:bCs/>
+                <w:color w:val="131416"/>
+              </w:rPr>
               <w:t xml:space="preserve">역할</w:t>
             </w:r>
           </w:p>
         </w:tc>
         <w:tc>
-          <w:tcPr/>
-          <w:p>
-            <w:pPr>
-              <w:pStyle w:val="Compact"/>
-            </w:pPr>
-            <w:r>
+          <w:tcPr>
+            <w:tcW w:w="2187" w:type="dxa"/>
+            <w:tcBorders>
+              <w:top w:val="single" w:sz="4" w:space="0" w:color="90A9C6"/>
+              <w:left w:val="single" w:sz="4" w:space="0" w:color="90A9C6"/>
+              <w:bottom w:val="single" w:sz="4" w:space="0" w:color="90A9C6"/>
+              <w:right w:val="single" w:sz="4" w:space="0" w:color="90A9C6"/>
+            </w:tcBorders>
+            <w:shd w:val="clear" w:color="auto" w:fill="D6E0EB"/>
+            <w:vAlign w:val="center"/>
+          </w:tcPr>
+          <w:p>
+            <w:pPr>
+              <w:pStyle w:val="Compact"/>
+            </w:pPr>
+            <w:r>
+              <w:rPr>
+                <w:b/>
+                <w:bCs/>
+                <w:color w:val="131416"/>
+              </w:rPr>
               <w:t xml:space="preserve">이름</w:t>
             </w:r>
           </w:p>
         </w:tc>
         <w:tc>
-          <w:tcPr/>
-          <w:p>
-            <w:pPr>
-              <w:pStyle w:val="Compact"/>
-            </w:pPr>
-            <w:r>
+          <w:tcPr>
+            <w:tcW w:w="2187" w:type="dxa"/>
+            <w:tcBorders>
+              <w:top w:val="single" w:sz="4" w:space="0" w:color="90A9C6"/>
+              <w:left w:val="single" w:sz="4" w:space="0" w:color="90A9C6"/>
+              <w:bottom w:val="single" w:sz="4" w:space="0" w:color="90A9C6"/>
+              <w:right w:val="single" w:sz="4" w:space="0" w:color="90A9C6"/>
+            </w:tcBorders>
+            <w:shd w:val="clear" w:color="auto" w:fill="D6E0EB"/>
+            <w:vAlign w:val="center"/>
+          </w:tcPr>
+          <w:p>
+            <w:pPr>
+              <w:pStyle w:val="Compact"/>
+            </w:pPr>
+            <w:r>
+              <w:rPr>
+                <w:b/>
+                <w:bCs/>
+                <w:color w:val="131416"/>
+              </w:rPr>
               <w:t xml:space="preserve">연락처</w:t>
             </w:r>
           </w:p>
         </w:tc>
       </w:tr>
       <w:tr>
-        <w:tc>
-          <w:tcPr/>
+        <w:trPr>
+          <w:cantSplit/>
+        </w:trPr>
+        <w:tc>
+          <w:tcPr>
+            <w:tcW w:w="5264" w:type="dxa"/>
+          </w:tcPr>
           <w:p>
             <w:pPr>
               <w:pStyle w:val="Compact"/>
@@ -3234,7 +4079,9 @@
           </w:p>
         </w:tc>
         <w:tc>
-          <w:tcPr/>
+          <w:tcPr>
+            <w:tcW w:w="2187" w:type="dxa"/>
+          </w:tcPr>
           <w:p>
             <w:pPr>
               <w:pStyle w:val="Compact"/>
@@ -3245,7 +4092,9 @@
           </w:p>
         </w:tc>
         <w:tc>
-          <w:tcPr/>
+          <w:tcPr>
+            <w:tcW w:w="2187" w:type="dxa"/>
+          </w:tcPr>
           <w:p>
             <w:pPr>
               <w:pStyle w:val="Compact"/>
@@ -3257,8 +4106,13 @@
         </w:tc>
       </w:tr>
       <w:tr>
-        <w:tc>
-          <w:tcPr/>
+        <w:trPr>
+          <w:cantSplit/>
+        </w:trPr>
+        <w:tc>
+          <w:tcPr>
+            <w:tcW w:w="5264" w:type="dxa"/>
+          </w:tcPr>
           <w:p>
             <w:pPr>
               <w:pStyle w:val="Compact"/>
@@ -3269,7 +4123,9 @@
           </w:p>
         </w:tc>
         <w:tc>
-          <w:tcPr/>
+          <w:tcPr>
+            <w:tcW w:w="2187" w:type="dxa"/>
+          </w:tcPr>
           <w:p>
             <w:pPr>
               <w:pStyle w:val="Compact"/>
@@ -3280,7 +4136,9 @@
           </w:p>
         </w:tc>
         <w:tc>
-          <w:tcPr/>
+          <w:tcPr>
+            <w:tcW w:w="2187" w:type="dxa"/>
+          </w:tcPr>
           <w:p>
             <w:pPr>
               <w:pStyle w:val="Compact"/>
@@ -3292,8 +4150,13 @@
         </w:tc>
       </w:tr>
       <w:tr>
-        <w:tc>
-          <w:tcPr/>
+        <w:trPr>
+          <w:cantSplit/>
+        </w:trPr>
+        <w:tc>
+          <w:tcPr>
+            <w:tcW w:w="5264" w:type="dxa"/>
+          </w:tcPr>
           <w:p>
             <w:pPr>
               <w:pStyle w:val="Compact"/>
@@ -3304,7 +4167,9 @@
           </w:p>
         </w:tc>
         <w:tc>
-          <w:tcPr/>
+          <w:tcPr>
+            <w:tcW w:w="2187" w:type="dxa"/>
+          </w:tcPr>
           <w:p>
             <w:pPr>
               <w:pStyle w:val="Compact"/>
@@ -3315,7 +4180,9 @@
           </w:p>
         </w:tc>
         <w:tc>
-          <w:tcPr/>
+          <w:tcPr>
+            <w:tcW w:w="2187" w:type="dxa"/>
+          </w:tcPr>
           <w:p>
             <w:pPr>
               <w:pStyle w:val="Compact"/>
